--- a/fuentes/CF1_33110262_DU.docx
+++ b/fuentes/CF1_33110262_DU.docx
@@ -2827,6 +2827,7 @@
               </w:rPr>
             </w:pPr>
             <w:r>
+              <w:lastRenderedPageBreak/>
               <w:t>Resolución 5095 de 2018</w:t>
             </w:r>
           </w:p>
@@ -3888,7 +3889,13 @@
         <w:rPr>
           <w:lang w:val="es-419" w:eastAsia="es-CO"/>
         </w:rPr>
-        <w:t>Entidad responsable de acreditar la competencia técnica de los organismos que realizan actividades de evaluación de la conformidad, garantizando la confiabilidad de sus resultados.</w:t>
+        <w:t>e</w:t>
+      </w:r>
+      <w:r>
+        <w:rPr>
+          <w:lang w:val="es-419" w:eastAsia="es-CO"/>
+        </w:rPr>
+        <w:t>ntidad responsable de acreditar la competencia técnica de los organismos que realizan actividades de evaluación de la conformidad, garantizando la confiabilidad de sus resultados.</w:t>
       </w:r>
     </w:p>
     <w:p>
@@ -4871,6 +4878,12 @@
         </w:rPr>
         <w:t>Sistema Obligatorio de Garantía de la Calidad (SOGC)</w:t>
       </w:r>
+      <w:r>
+        <w:rPr>
+          <w:lang w:val="es-419" w:eastAsia="es-CO"/>
+        </w:rPr>
+        <w:t>.</w:t>
+      </w:r>
     </w:p>
     <w:p>
       <w:pPr>
@@ -4889,6 +4902,12 @@
         </w:rPr>
         <w:t>Sistema Único de Acreditación en Salud (SUA)</w:t>
       </w:r>
+      <w:r>
+        <w:rPr>
+          <w:lang w:val="es-419" w:eastAsia="es-CO"/>
+        </w:rPr>
+        <w:t>.</w:t>
+      </w:r>
     </w:p>
     <w:p>
       <w:pPr>
@@ -4907,6 +4926,12 @@
         </w:rPr>
         <w:t>Evaluación voluntaria frente a estándares de excelencia</w:t>
       </w:r>
+      <w:r>
+        <w:rPr>
+          <w:lang w:val="es-419" w:eastAsia="es-CO"/>
+        </w:rPr>
+        <w:t>.</w:t>
+      </w:r>
     </w:p>
     <w:p>
       <w:pPr>
@@ -4924,6 +4949,12 @@
           <w:lang w:val="es-419" w:eastAsia="es-CO"/>
         </w:rPr>
         <w:t>Mejoramiento continuo de la calidad en los servicios de salud</w:t>
+      </w:r>
+      <w:r>
+        <w:rPr>
+          <w:lang w:val="es-419" w:eastAsia="es-CO"/>
+        </w:rPr>
+        <w:t>.</w:t>
       </w:r>
     </w:p>
     <w:p>
@@ -14005,15 +14036,6 @@
 </file>
 
 <file path=customXml/item1.xml><?xml version="1.0" encoding="utf-8"?>
-<?mso-contentType ?>
-<FormTemplates xmlns="http://schemas.microsoft.com/sharepoint/v3/contenttype/forms">
-  <Display>DocumentLibraryForm</Display>
-  <Edit>DocumentLibraryForm</Edit>
-  <New>DocumentLibraryForm</New>
-</FormTemplates>
-</file>
-
-<file path=customXml/item2.xml><?xml version="1.0" encoding="utf-8"?>
 <p:properties xmlns:p="http://schemas.microsoft.com/office/2006/metadata/properties" xmlns:xsi="http://www.w3.org/2001/XMLSchema-instance" xmlns:pc="http://schemas.microsoft.com/office/infopath/2007/PartnerControls">
   <documentManagement>
     <TaxCatchAll xmlns="13c90a0b-73bc-4dc0-be5f-28d77b615beb" xsi:nil="true"/>
@@ -14024,7 +14046,20 @@
 </p:properties>
 </file>
 
+<file path=customXml/item2.xml><?xml version="1.0" encoding="utf-8"?>
+<?mso-contentType ?>
+<FormTemplates xmlns="http://schemas.microsoft.com/sharepoint/v3/contenttype/forms">
+  <Display>DocumentLibraryForm</Display>
+  <Edit>DocumentLibraryForm</Edit>
+  <New>DocumentLibraryForm</New>
+</FormTemplates>
+</file>
+
 <file path=customXml/item3.xml><?xml version="1.0" encoding="utf-8"?>
+<b:Sources xmlns:b="http://schemas.openxmlformats.org/officeDocument/2006/bibliography" xmlns="http://schemas.openxmlformats.org/officeDocument/2006/bibliography" SelectedStyle="\APASixthEditionOfficeOnline.xsl" StyleName="APA" Version="6"/>
+</file>
+
+<file path=customXml/item4.xml><?xml version="1.0" encoding="utf-8"?>
 <ct:contentTypeSchema xmlns:ct="http://schemas.microsoft.com/office/2006/metadata/contentType" xmlns:ma="http://schemas.microsoft.com/office/2006/metadata/properties/metaAttributes" ct:_="" ma:_="" ma:contentTypeName="Documento" ma:contentTypeID="0x0101006A81D6BD42E8DF4C91013959704817E1" ma:contentTypeVersion="15" ma:contentTypeDescription="Crear nuevo documento." ma:contentTypeScope="" ma:versionID="bf4f72ffd194f0963ff564daca6869f7">
   <xsd:schema xmlns:xsd="http://www.w3.org/2001/XMLSchema" xmlns:xs="http://www.w3.org/2001/XMLSchema" xmlns:p="http://schemas.microsoft.com/office/2006/metadata/properties" xmlns:ns2="13c90a0b-73bc-4dc0-be5f-28d77b615beb" xmlns:ns3="13c93bba-48ce-428c-bfe5-88b42c19b028" targetNamespace="http://schemas.microsoft.com/office/2006/metadata/properties" ma:root="true" ma:fieldsID="8718d6f4873a5b1392a45044efa78385" ns2:_="" ns3:_="">
     <xsd:import namespace="13c90a0b-73bc-4dc0-be5f-28d77b615beb"/>
@@ -14259,19 +14294,7 @@
 </ct:contentTypeSchema>
 </file>
 
-<file path=customXml/item4.xml><?xml version="1.0" encoding="utf-8"?>
-<b:Sources xmlns:b="http://schemas.openxmlformats.org/officeDocument/2006/bibliography" xmlns="http://schemas.openxmlformats.org/officeDocument/2006/bibliography" SelectedStyle="\APASixthEditionOfficeOnline.xsl" StyleName="APA" Version="6"/>
-</file>
-
 <file path=customXml/itemProps1.xml><?xml version="1.0" encoding="utf-8"?>
-<ds:datastoreItem xmlns:ds="http://schemas.openxmlformats.org/officeDocument/2006/customXml" ds:itemID="{10663269-2064-4804-8290-36D4A57F5557}">
-  <ds:schemaRefs>
-    <ds:schemaRef ds:uri="http://schemas.microsoft.com/sharepoint/v3/contenttype/forms"/>
-  </ds:schemaRefs>
-</ds:datastoreItem>
-</file>
-
-<file path=customXml/itemProps2.xml><?xml version="1.0" encoding="utf-8"?>
 <ds:datastoreItem xmlns:ds="http://schemas.openxmlformats.org/officeDocument/2006/customXml" ds:itemID="{1279454D-02BE-4A9C-A117-DCD1573E2608}">
   <ds:schemaRefs>
     <ds:schemaRef ds:uri="http://schemas.microsoft.com/office/2006/metadata/properties"/>
@@ -14282,7 +14305,23 @@
 </ds:datastoreItem>
 </file>
 
+<file path=customXml/itemProps2.xml><?xml version="1.0" encoding="utf-8"?>
+<ds:datastoreItem xmlns:ds="http://schemas.openxmlformats.org/officeDocument/2006/customXml" ds:itemID="{10663269-2064-4804-8290-36D4A57F5557}">
+  <ds:schemaRefs>
+    <ds:schemaRef ds:uri="http://schemas.microsoft.com/sharepoint/v3/contenttype/forms"/>
+  </ds:schemaRefs>
+</ds:datastoreItem>
+</file>
+
 <file path=customXml/itemProps3.xml><?xml version="1.0" encoding="utf-8"?>
+<ds:datastoreItem xmlns:ds="http://schemas.openxmlformats.org/officeDocument/2006/customXml" ds:itemID="{EAE431FD-7059-4C09-804B-C9D69EB7B213}">
+  <ds:schemaRefs>
+    <ds:schemaRef ds:uri="http://schemas.openxmlformats.org/officeDocument/2006/bibliography"/>
+  </ds:schemaRefs>
+</ds:datastoreItem>
+</file>
+
+<file path=customXml/itemProps4.xml><?xml version="1.0" encoding="utf-8"?>
 <ds:datastoreItem xmlns:ds="http://schemas.openxmlformats.org/officeDocument/2006/customXml" ds:itemID="{59065960-E0CA-4804-83B5-320CBCDCC160}">
   <ds:schemaRefs>
     <ds:schemaRef ds:uri="http://schemas.microsoft.com/office/2006/metadata/contentType"/>
@@ -14299,12 +14338,4 @@
     <ds:schemaRef ds:uri="http://schemas.microsoft.com/internal/obd"/>
   </ds:schemaRefs>
 </ds:datastoreItem>
-</file>
-
-<file path=customXml/itemProps4.xml><?xml version="1.0" encoding="utf-8"?>
-<ds:datastoreItem xmlns:ds="http://schemas.openxmlformats.org/officeDocument/2006/customXml" ds:itemID="{EAE431FD-7059-4C09-804B-C9D69EB7B213}">
-  <ds:schemaRefs>
-    <ds:schemaRef ds:uri="http://schemas.openxmlformats.org/officeDocument/2006/bibliography"/>
-  </ds:schemaRefs>
-</ds:datastoreItem>
 </file>